--- a/Week3/week 3.docx
+++ b/Week3/week 3.docx
@@ -70,6 +70,7 @@
         <w:tc>
           <w:tcPr>
             <w:tcW w:w="1417" w:type="dxa"/>
+            <w:shd w:val="clear" w:color="auto" w:fill="D9D9D9" w:themeFill="background1" w:themeFillShade="D9"/>
           </w:tcPr>
           <w:p>
             <w:pPr>
@@ -181,6 +182,7 @@
         <w:tc>
           <w:tcPr>
             <w:tcW w:w="1417" w:type="dxa"/>
+            <w:shd w:val="clear" w:color="auto" w:fill="D9D9D9" w:themeFill="background1" w:themeFillShade="D9"/>
           </w:tcPr>
           <w:p>
             <w:pPr>
@@ -292,6 +294,7 @@
         <w:tc>
           <w:tcPr>
             <w:tcW w:w="1417" w:type="dxa"/>
+            <w:shd w:val="clear" w:color="auto" w:fill="D9D9D9" w:themeFill="background1" w:themeFillShade="D9"/>
           </w:tcPr>
           <w:p>
             <w:pPr>
@@ -403,6 +406,7 @@
         <w:tc>
           <w:tcPr>
             <w:tcW w:w="1417" w:type="dxa"/>
+            <w:shd w:val="clear" w:color="auto" w:fill="D9D9D9" w:themeFill="background1" w:themeFillShade="D9"/>
           </w:tcPr>
           <w:p>
             <w:pPr>
@@ -514,6 +518,7 @@
         <w:tc>
           <w:tcPr>
             <w:tcW w:w="1417" w:type="dxa"/>
+            <w:shd w:val="clear" w:color="auto" w:fill="D9D9D9" w:themeFill="background1" w:themeFillShade="D9"/>
           </w:tcPr>
           <w:p>
             <w:pPr>
@@ -625,6 +630,7 @@
         <w:tc>
           <w:tcPr>
             <w:tcW w:w="1417" w:type="dxa"/>
+            <w:shd w:val="clear" w:color="auto" w:fill="D9D9D9" w:themeFill="background1" w:themeFillShade="D9"/>
           </w:tcPr>
           <w:p>
             <w:pPr>
@@ -736,6 +742,7 @@
         <w:tc>
           <w:tcPr>
             <w:tcW w:w="1417" w:type="dxa"/>
+            <w:shd w:val="clear" w:color="auto" w:fill="D9D9D9" w:themeFill="background1" w:themeFillShade="D9"/>
           </w:tcPr>
           <w:p>
             <w:pPr>
@@ -847,6 +854,7 @@
         <w:tc>
           <w:tcPr>
             <w:tcW w:w="1417" w:type="dxa"/>
+            <w:shd w:val="clear" w:color="auto" w:fill="D9D9D9" w:themeFill="background1" w:themeFillShade="D9"/>
           </w:tcPr>
           <w:p>
             <w:pPr>
@@ -958,6 +966,7 @@
         <w:tc>
           <w:tcPr>
             <w:tcW w:w="1417" w:type="dxa"/>
+            <w:shd w:val="clear" w:color="auto" w:fill="D9D9D9" w:themeFill="background1" w:themeFillShade="D9"/>
           </w:tcPr>
           <w:p>
             <w:pPr>
@@ -1060,21 +1069,7 @@
         <w:rPr>
           <w:lang w:val="en-US"/>
         </w:rPr>
-        <w:t xml:space="preserve">DRIV and </w:t>
-      </w:r>
-      <w:proofErr w:type="gramStart"/>
-      <w:r>
-        <w:rPr>
-          <w:lang w:val="en-US"/>
-        </w:rPr>
-        <w:t>PASS</w:t>
-      </w:r>
-      <w:proofErr w:type="gramEnd"/>
-      <w:r>
-        <w:rPr>
-          <w:lang w:val="en-US"/>
-        </w:rPr>
-        <w:t xml:space="preserve"> and IGN and not BELTD and not BELTP</w:t>
+        <w:t>DRIV and PASS and IGN and not BELTD and not BELTP</w:t>
       </w:r>
     </w:p>
     <w:p>
@@ -1113,21 +1108,7 @@
         <w:rPr>
           <w:lang w:val="en-US"/>
         </w:rPr>
-        <w:t xml:space="preserve">Alarm = DRIV and PASS and IGN and not </w:t>
-      </w:r>
-      <w:proofErr w:type="gramStart"/>
-      <w:r>
-        <w:rPr>
-          <w:lang w:val="en-US"/>
-        </w:rPr>
-        <w:t>BELTD</w:t>
-      </w:r>
-      <w:proofErr w:type="gramEnd"/>
-      <w:r>
-        <w:rPr>
-          <w:lang w:val="en-US"/>
-        </w:rPr>
-        <w:t xml:space="preserve"> and BELTP</w:t>
+        <w:t>Alarm = DRIV and PASS and IGN and not BELTD and BELTP</w:t>
       </w:r>
     </w:p>
     <w:p>
@@ -1150,6 +1131,35 @@
           <w:lang w:val="en-US"/>
         </w:rPr>
       </w:pPr>
+      <w:r>
+        <w:rPr>
+          <w:lang w:val="en-US"/>
+        </w:rPr>
+        <w:t>Refer to Draw.io file</w:t>
+      </w:r>
+    </w:p>
+    <w:p>
+      <w:pPr>
+        <w:pStyle w:val="Heading1"/>
+        <w:tabs>
+          <w:tab w:val="center" w:pos="4513"/>
+        </w:tabs>
+        <w:rPr>
+          <w:lang w:val="en-US"/>
+        </w:rPr>
+      </w:pPr>
+      <w:r>
+        <w:rPr>
+          <w:lang w:val="en-US"/>
+        </w:rPr>
+        <w:t xml:space="preserve">Boolean Circuit </w:t>
+      </w:r>
+      <w:r>
+        <w:rPr>
+          <w:lang w:val="en-US"/>
+        </w:rPr>
+        <w:tab/>
+      </w:r>
     </w:p>
     <w:p>
       <w:pPr>
@@ -1164,21 +1174,49 @@
           <w:lang w:val="en-US"/>
         </w:rPr>
       </w:pPr>
-    </w:p>
-    <w:p>
-      <w:pPr>
+      <w:r>
         <w:rPr>
           <w:lang w:val="en-US"/>
         </w:rPr>
-      </w:pPr>
+        <w:drawing>
+          <wp:inline distT="0" distB="0" distL="0" distR="0" wp14:anchorId="11D311F4" wp14:editId="20DD55F9">
+            <wp:extent cx="5731510" cy="2637790"/>
+            <wp:effectExtent l="0" t="0" r="2540" b="0"/>
+            <wp:docPr id="1360667884" name="Picture 1"/>
+            <wp:cNvGraphicFramePr>
+              <a:graphicFrameLocks xmlns:a="http://schemas.openxmlformats.org/drawingml/2006/main" noChangeAspect="1"/>
+            </wp:cNvGraphicFramePr>
+            <a:graphic xmlns:a="http://schemas.openxmlformats.org/drawingml/2006/main">
+              <a:graphicData uri="http://schemas.openxmlformats.org/drawingml/2006/picture">
+                <pic:pic xmlns:pic="http://schemas.openxmlformats.org/drawingml/2006/picture">
+                  <pic:nvPicPr>
+                    <pic:cNvPr id="1360667884" name=""/>
+                    <pic:cNvPicPr/>
+                  </pic:nvPicPr>
+                  <pic:blipFill>
+                    <a:blip r:embed="rId6"/>
+                    <a:stretch>
+                      <a:fillRect/>
+                    </a:stretch>
+                  </pic:blipFill>
+                  <pic:spPr>
+                    <a:xfrm>
+                      <a:off x="0" y="0"/>
+                      <a:ext cx="5731510" cy="2637790"/>
+                    </a:xfrm>
+                    <a:prstGeom prst="rect">
+                      <a:avLst/>
+                    </a:prstGeom>
+                  </pic:spPr>
+                </pic:pic>
+              </a:graphicData>
+            </a:graphic>
+          </wp:inline>
+        </w:drawing>
+      </w:r>
     </w:p>
     <w:sectPr>
-      <w:headerReference w:type="even" r:id="rId6"/>
       <w:headerReference w:type="default" r:id="rId7"/>
-      <w:footerReference w:type="even" r:id="rId8"/>
-      <w:footerReference w:type="default" r:id="rId9"/>
-      <w:headerReference w:type="first" r:id="rId10"/>
-      <w:footerReference w:type="first" r:id="rId11"/>
       <w:pgSz w:w="11906" w:h="16838"/>
       <w:pgMar w:top="1440" w:right="1440" w:bottom="1440" w:left="1440" w:header="708" w:footer="708" w:gutter="0"/>
       <w:cols w:space="708"/>
@@ -1213,36 +1251,6 @@
 </w:endnotes>
 </file>
 
-<file path=word/footer1.xml><?xml version="1.0" encoding="utf-8"?>
-<w:ftr xmlns:wpc="http://schemas.microsoft.com/office/word/2010/wordprocessingCanvas" xmlns:cx="http://schemas.microsoft.com/office/drawing/2014/chartex" xmlns:cx1="http://schemas.microsoft.com/office/drawing/2015/9/8/chartex" xmlns:cx2="http://schemas.microsoft.com/office/drawing/2015/10/21/chartex" xmlns:cx3="http://schemas.microsoft.com/office/drawing/2016/5/9/chartex" xmlns:cx4="http://schemas.microsoft.com/office/drawing/2016/5/10/chartex" xmlns:cx5="http://schemas.microsoft.com/office/drawing/2016/5/11/chartex" xmlns:cx6="http://schemas.microsoft.com/office/drawing/2016/5/12/chartex" xmlns:cx7="http://schemas.microsoft.com/office/drawing/2016/5/13/chartex" xmlns:cx8="http://schemas.microsoft.com/office/drawing/2016/5/14/chartex" xmlns:mc="http://schemas.openxmlformats.org/markup-compatibility/2006" xmlns:aink="http://schemas.microsoft.com/office/drawing/2016/ink" xmlns:am3d="http://schemas.microsoft.com/office/drawing/2017/model3d" xmlns:o="urn:schemas-microsoft-com:office:office" xmlns:oel="http://schemas.microsoft.com/office/2019/extlst" xmlns:r="http://schemas.openxmlformats.org/officeDocument/2006/relationships" xmlns:m="http://schemas.openxmlformats.org/officeDocument/2006/math" xmlns:v="urn:schemas-microsoft-com:vml" xmlns:wp14="http://schemas.microsoft.com/office/word/2010/wordprocessingDrawing" xmlns:wp="http://schemas.openxmlformats.org/drawingml/2006/wordprocessingDrawing" xmlns:w10="urn:schemas-microsoft-com:office:word" xmlns:w="http://schemas.openxmlformats.org/wordprocessingml/2006/main" xmlns:w14="http://schemas.microsoft.com/office/word/2010/wordml" xmlns:w15="http://schemas.microsoft.com/office/word/2012/wordml" xmlns:w16cex="http://schemas.microsoft.com/office/word/2018/wordml/cex" xmlns:w16cid="http://schemas.microsoft.com/office/word/2016/wordml/cid" xmlns:w16="http://schemas.microsoft.com/office/word/2018/wordml" xmlns:w16du="http://schemas.microsoft.com/office/word/2023/wordml/word16du" xmlns:w16sdtdh="http://schemas.microsoft.com/office/word/2020/wordml/sdtdatahash" xmlns:w16sdtfl="http://schemas.microsoft.com/office/word/2024/wordml/sdtformatlock" xmlns:w16se="http://schemas.microsoft.com/office/word/2015/wordml/symex" xmlns:wpg="http://schemas.microsoft.com/office/word/2010/wordprocessingGroup" xmlns:wpi="http://schemas.microsoft.com/office/word/2010/wordprocessingInk" xmlns:wne="http://schemas.microsoft.com/office/word/2006/wordml" xmlns:wps="http://schemas.microsoft.com/office/word/2010/wordprocessingShape" mc:Ignorable="w14 w15 w16se w16cid w16 w16cex w16sdtdh w16sdtfl w16du wp14">
-  <w:p>
-    <w:pPr>
-      <w:pStyle w:val="Footer"/>
-    </w:pPr>
-  </w:p>
-</w:ftr>
-</file>
-
-<file path=word/footer2.xml><?xml version="1.0" encoding="utf-8"?>
-<w:ftr xmlns:wpc="http://schemas.microsoft.com/office/word/2010/wordprocessingCanvas" xmlns:cx="http://schemas.microsoft.com/office/drawing/2014/chartex" xmlns:cx1="http://schemas.microsoft.com/office/drawing/2015/9/8/chartex" xmlns:cx2="http://schemas.microsoft.com/office/drawing/2015/10/21/chartex" xmlns:cx3="http://schemas.microsoft.com/office/drawing/2016/5/9/chartex" xmlns:cx4="http://schemas.microsoft.com/office/drawing/2016/5/10/chartex" xmlns:cx5="http://schemas.microsoft.com/office/drawing/2016/5/11/chartex" xmlns:cx6="http://schemas.microsoft.com/office/drawing/2016/5/12/chartex" xmlns:cx7="http://schemas.microsoft.com/office/drawing/2016/5/13/chartex" xmlns:cx8="http://schemas.microsoft.com/office/drawing/2016/5/14/chartex" xmlns:mc="http://schemas.openxmlformats.org/markup-compatibility/2006" xmlns:aink="http://schemas.microsoft.com/office/drawing/2016/ink" xmlns:am3d="http://schemas.microsoft.com/office/drawing/2017/model3d" xmlns:o="urn:schemas-microsoft-com:office:office" xmlns:oel="http://schemas.microsoft.com/office/2019/extlst" xmlns:r="http://schemas.openxmlformats.org/officeDocument/2006/relationships" xmlns:m="http://schemas.openxmlformats.org/officeDocument/2006/math" xmlns:v="urn:schemas-microsoft-com:vml" xmlns:wp14="http://schemas.microsoft.com/office/word/2010/wordprocessingDrawing" xmlns:wp="http://schemas.openxmlformats.org/drawingml/2006/wordprocessingDrawing" xmlns:w10="urn:schemas-microsoft-com:office:word" xmlns:w="http://schemas.openxmlformats.org/wordprocessingml/2006/main" xmlns:w14="http://schemas.microsoft.com/office/word/2010/wordml" xmlns:w15="http://schemas.microsoft.com/office/word/2012/wordml" xmlns:w16cex="http://schemas.microsoft.com/office/word/2018/wordml/cex" xmlns:w16cid="http://schemas.microsoft.com/office/word/2016/wordml/cid" xmlns:w16="http://schemas.microsoft.com/office/word/2018/wordml" xmlns:w16du="http://schemas.microsoft.com/office/word/2023/wordml/word16du" xmlns:w16sdtdh="http://schemas.microsoft.com/office/word/2020/wordml/sdtdatahash" xmlns:w16sdtfl="http://schemas.microsoft.com/office/word/2024/wordml/sdtformatlock" xmlns:w16se="http://schemas.microsoft.com/office/word/2015/wordml/symex" xmlns:wpg="http://schemas.microsoft.com/office/word/2010/wordprocessingGroup" xmlns:wpi="http://schemas.microsoft.com/office/word/2010/wordprocessingInk" xmlns:wne="http://schemas.microsoft.com/office/word/2006/wordml" xmlns:wps="http://schemas.microsoft.com/office/word/2010/wordprocessingShape" mc:Ignorable="w14 w15 w16se w16cid w16 w16cex w16sdtdh w16sdtfl w16du wp14">
-  <w:p>
-    <w:pPr>
-      <w:pStyle w:val="Footer"/>
-    </w:pPr>
-  </w:p>
-</w:ftr>
-</file>
-
-<file path=word/footer3.xml><?xml version="1.0" encoding="utf-8"?>
-<w:ftr xmlns:wpc="http://schemas.microsoft.com/office/word/2010/wordprocessingCanvas" xmlns:cx="http://schemas.microsoft.com/office/drawing/2014/chartex" xmlns:cx1="http://schemas.microsoft.com/office/drawing/2015/9/8/chartex" xmlns:cx2="http://schemas.microsoft.com/office/drawing/2015/10/21/chartex" xmlns:cx3="http://schemas.microsoft.com/office/drawing/2016/5/9/chartex" xmlns:cx4="http://schemas.microsoft.com/office/drawing/2016/5/10/chartex" xmlns:cx5="http://schemas.microsoft.com/office/drawing/2016/5/11/chartex" xmlns:cx6="http://schemas.microsoft.com/office/drawing/2016/5/12/chartex" xmlns:cx7="http://schemas.microsoft.com/office/drawing/2016/5/13/chartex" xmlns:cx8="http://schemas.microsoft.com/office/drawing/2016/5/14/chartex" xmlns:mc="http://schemas.openxmlformats.org/markup-compatibility/2006" xmlns:aink="http://schemas.microsoft.com/office/drawing/2016/ink" xmlns:am3d="http://schemas.microsoft.com/office/drawing/2017/model3d" xmlns:o="urn:schemas-microsoft-com:office:office" xmlns:oel="http://schemas.microsoft.com/office/2019/extlst" xmlns:r="http://schemas.openxmlformats.org/officeDocument/2006/relationships" xmlns:m="http://schemas.openxmlformats.org/officeDocument/2006/math" xmlns:v="urn:schemas-microsoft-com:vml" xmlns:wp14="http://schemas.microsoft.com/office/word/2010/wordprocessingDrawing" xmlns:wp="http://schemas.openxmlformats.org/drawingml/2006/wordprocessingDrawing" xmlns:w10="urn:schemas-microsoft-com:office:word" xmlns:w="http://schemas.openxmlformats.org/wordprocessingml/2006/main" xmlns:w14="http://schemas.microsoft.com/office/word/2010/wordml" xmlns:w15="http://schemas.microsoft.com/office/word/2012/wordml" xmlns:w16cex="http://schemas.microsoft.com/office/word/2018/wordml/cex" xmlns:w16cid="http://schemas.microsoft.com/office/word/2016/wordml/cid" xmlns:w16="http://schemas.microsoft.com/office/word/2018/wordml" xmlns:w16du="http://schemas.microsoft.com/office/word/2023/wordml/word16du" xmlns:w16sdtdh="http://schemas.microsoft.com/office/word/2020/wordml/sdtdatahash" xmlns:w16sdtfl="http://schemas.microsoft.com/office/word/2024/wordml/sdtformatlock" xmlns:w16se="http://schemas.microsoft.com/office/word/2015/wordml/symex" xmlns:wpg="http://schemas.microsoft.com/office/word/2010/wordprocessingGroup" xmlns:wpi="http://schemas.microsoft.com/office/word/2010/wordprocessingInk" xmlns:wne="http://schemas.microsoft.com/office/word/2006/wordml" xmlns:wps="http://schemas.microsoft.com/office/word/2010/wordprocessingShape" mc:Ignorable="w14 w15 w16se w16cid w16 w16cex w16sdtdh w16sdtfl w16du wp14">
-  <w:p>
-    <w:pPr>
-      <w:pStyle w:val="Footer"/>
-    </w:pPr>
-  </w:p>
-</w:ftr>
-</file>
-
 <file path=word/footnotes.xml><?xml version="1.0" encoding="utf-8"?>
 <w:footnotes xmlns:wpc="http://schemas.microsoft.com/office/word/2010/wordprocessingCanvas" xmlns:cx="http://schemas.microsoft.com/office/drawing/2014/chartex" xmlns:cx1="http://schemas.microsoft.com/office/drawing/2015/9/8/chartex" xmlns:cx2="http://schemas.microsoft.com/office/drawing/2015/10/21/chartex" xmlns:cx3="http://schemas.microsoft.com/office/drawing/2016/5/9/chartex" xmlns:cx4="http://schemas.microsoft.com/office/drawing/2016/5/10/chartex" xmlns:cx5="http://schemas.microsoft.com/office/drawing/2016/5/11/chartex" xmlns:cx6="http://schemas.microsoft.com/office/drawing/2016/5/12/chartex" xmlns:cx7="http://schemas.microsoft.com/office/drawing/2016/5/13/chartex" xmlns:cx8="http://schemas.microsoft.com/office/drawing/2016/5/14/chartex" xmlns:mc="http://schemas.openxmlformats.org/markup-compatibility/2006" xmlns:aink="http://schemas.microsoft.com/office/drawing/2016/ink" xmlns:am3d="http://schemas.microsoft.com/office/drawing/2017/model3d" xmlns:o="urn:schemas-microsoft-com:office:office" xmlns:oel="http://schemas.microsoft.com/office/2019/extlst" xmlns:r="http://schemas.openxmlformats.org/officeDocument/2006/relationships" xmlns:m="http://schemas.openxmlformats.org/officeDocument/2006/math" xmlns:v="urn:schemas-microsoft-com:vml" xmlns:wp14="http://schemas.microsoft.com/office/word/2010/wordprocessingDrawing" xmlns:wp="http://schemas.openxmlformats.org/drawingml/2006/wordprocessingDrawing" xmlns:w10="urn:schemas-microsoft-com:office:word" xmlns:w="http://schemas.openxmlformats.org/wordprocessingml/2006/main" xmlns:w14="http://schemas.microsoft.com/office/word/2010/wordml" xmlns:w15="http://schemas.microsoft.com/office/word/2012/wordml" xmlns:w16cex="http://schemas.microsoft.com/office/word/2018/wordml/cex" xmlns:w16cid="http://schemas.microsoft.com/office/word/2016/wordml/cid" xmlns:w16="http://schemas.microsoft.com/office/word/2018/wordml" xmlns:w16du="http://schemas.microsoft.com/office/word/2023/wordml/word16du" xmlns:w16sdtdh="http://schemas.microsoft.com/office/word/2020/wordml/sdtdatahash" xmlns:w16sdtfl="http://schemas.microsoft.com/office/word/2024/wordml/sdtformatlock" xmlns:w16se="http://schemas.microsoft.com/office/word/2015/wordml/symex" xmlns:wpg="http://schemas.microsoft.com/office/word/2010/wordprocessingGroup" xmlns:wpi="http://schemas.microsoft.com/office/word/2010/wordprocessingInk" xmlns:wne="http://schemas.microsoft.com/office/word/2006/wordml" xmlns:wps="http://schemas.microsoft.com/office/word/2010/wordprocessingShape" mc:Ignorable="w14 w15 w16se w16cid w16 w16cex w16sdtdh w16sdtfl w16du wp14">
   <w:footnote w:type="separator" w:id="-1">
@@ -1273,16 +1281,6 @@
   <w:p>
     <w:pPr>
       <w:pStyle w:val="Header"/>
-    </w:pPr>
-  </w:p>
-</w:hdr>
-</file>
-
-<file path=word/header2.xml><?xml version="1.0" encoding="utf-8"?>
-<w:hdr xmlns:wpc="http://schemas.microsoft.com/office/word/2010/wordprocessingCanvas" xmlns:cx="http://schemas.microsoft.com/office/drawing/2014/chartex" xmlns:cx1="http://schemas.microsoft.com/office/drawing/2015/9/8/chartex" xmlns:cx2="http://schemas.microsoft.com/office/drawing/2015/10/21/chartex" xmlns:cx3="http://schemas.microsoft.com/office/drawing/2016/5/9/chartex" xmlns:cx4="http://schemas.microsoft.com/office/drawing/2016/5/10/chartex" xmlns:cx5="http://schemas.microsoft.com/office/drawing/2016/5/11/chartex" xmlns:cx6="http://schemas.microsoft.com/office/drawing/2016/5/12/chartex" xmlns:cx7="http://schemas.microsoft.com/office/drawing/2016/5/13/chartex" xmlns:cx8="http://schemas.microsoft.com/office/drawing/2016/5/14/chartex" xmlns:mc="http://schemas.openxmlformats.org/markup-compatibility/2006" xmlns:aink="http://schemas.microsoft.com/office/drawing/2016/ink" xmlns:am3d="http://schemas.microsoft.com/office/drawing/2017/model3d" xmlns:o="urn:schemas-microsoft-com:office:office" xmlns:oel="http://schemas.microsoft.com/office/2019/extlst" xmlns:r="http://schemas.openxmlformats.org/officeDocument/2006/relationships" xmlns:m="http://schemas.openxmlformats.org/officeDocument/2006/math" xmlns:v="urn:schemas-microsoft-com:vml" xmlns:wp14="http://schemas.microsoft.com/office/word/2010/wordprocessingDrawing" xmlns:wp="http://schemas.openxmlformats.org/drawingml/2006/wordprocessingDrawing" xmlns:w10="urn:schemas-microsoft-com:office:word" xmlns:w="http://schemas.openxmlformats.org/wordprocessingml/2006/main" xmlns:w14="http://schemas.microsoft.com/office/word/2010/wordml" xmlns:w15="http://schemas.microsoft.com/office/word/2012/wordml" xmlns:w16cex="http://schemas.microsoft.com/office/word/2018/wordml/cex" xmlns:w16cid="http://schemas.microsoft.com/office/word/2016/wordml/cid" xmlns:w16="http://schemas.microsoft.com/office/word/2018/wordml" xmlns:w16du="http://schemas.microsoft.com/office/word/2023/wordml/word16du" xmlns:w16sdtdh="http://schemas.microsoft.com/office/word/2020/wordml/sdtdatahash" xmlns:w16sdtfl="http://schemas.microsoft.com/office/word/2024/wordml/sdtformatlock" xmlns:w16se="http://schemas.microsoft.com/office/word/2015/wordml/symex" xmlns:wpg="http://schemas.microsoft.com/office/word/2010/wordprocessingGroup" xmlns:wpi="http://schemas.microsoft.com/office/word/2010/wordprocessingInk" xmlns:wne="http://schemas.microsoft.com/office/word/2006/wordml" xmlns:wps="http://schemas.microsoft.com/office/word/2010/wordprocessingShape" mc:Ignorable="w14 w15 w16se w16cid w16 w16cex w16sdtdh w16sdtfl w16du wp14">
-  <w:p>
-    <w:pPr>
-      <w:pStyle w:val="Header"/>
       <w:rPr>
         <w:lang w:val="en-US"/>
       </w:rPr>
@@ -1291,18 +1289,26 @@
       <w:rPr>
         <w:lang w:val="en-US"/>
       </w:rPr>
-      <w:t xml:space="preserve">Version 1.1 (not complete) </w:t>
+      <w:t>Version 1.</w:t>
     </w:r>
-  </w:p>
-</w:hdr>
-</file>
-
-<file path=word/header3.xml><?xml version="1.0" encoding="utf-8"?>
-<w:hdr xmlns:wpc="http://schemas.microsoft.com/office/word/2010/wordprocessingCanvas" xmlns:cx="http://schemas.microsoft.com/office/drawing/2014/chartex" xmlns:cx1="http://schemas.microsoft.com/office/drawing/2015/9/8/chartex" xmlns:cx2="http://schemas.microsoft.com/office/drawing/2015/10/21/chartex" xmlns:cx3="http://schemas.microsoft.com/office/drawing/2016/5/9/chartex" xmlns:cx4="http://schemas.microsoft.com/office/drawing/2016/5/10/chartex" xmlns:cx5="http://schemas.microsoft.com/office/drawing/2016/5/11/chartex" xmlns:cx6="http://schemas.microsoft.com/office/drawing/2016/5/12/chartex" xmlns:cx7="http://schemas.microsoft.com/office/drawing/2016/5/13/chartex" xmlns:cx8="http://schemas.microsoft.com/office/drawing/2016/5/14/chartex" xmlns:mc="http://schemas.openxmlformats.org/markup-compatibility/2006" xmlns:aink="http://schemas.microsoft.com/office/drawing/2016/ink" xmlns:am3d="http://schemas.microsoft.com/office/drawing/2017/model3d" xmlns:o="urn:schemas-microsoft-com:office:office" xmlns:oel="http://schemas.microsoft.com/office/2019/extlst" xmlns:r="http://schemas.openxmlformats.org/officeDocument/2006/relationships" xmlns:m="http://schemas.openxmlformats.org/officeDocument/2006/math" xmlns:v="urn:schemas-microsoft-com:vml" xmlns:wp14="http://schemas.microsoft.com/office/word/2010/wordprocessingDrawing" xmlns:wp="http://schemas.openxmlformats.org/drawingml/2006/wordprocessingDrawing" xmlns:w10="urn:schemas-microsoft-com:office:word" xmlns:w="http://schemas.openxmlformats.org/wordprocessingml/2006/main" xmlns:w14="http://schemas.microsoft.com/office/word/2010/wordml" xmlns:w15="http://schemas.microsoft.com/office/word/2012/wordml" xmlns:w16cex="http://schemas.microsoft.com/office/word/2018/wordml/cex" xmlns:w16cid="http://schemas.microsoft.com/office/word/2016/wordml/cid" xmlns:w16="http://schemas.microsoft.com/office/word/2018/wordml" xmlns:w16du="http://schemas.microsoft.com/office/word/2023/wordml/word16du" xmlns:w16sdtdh="http://schemas.microsoft.com/office/word/2020/wordml/sdtdatahash" xmlns:w16sdtfl="http://schemas.microsoft.com/office/word/2024/wordml/sdtformatlock" xmlns:w16se="http://schemas.microsoft.com/office/word/2015/wordml/symex" xmlns:wpg="http://schemas.microsoft.com/office/word/2010/wordprocessingGroup" xmlns:wpi="http://schemas.microsoft.com/office/word/2010/wordprocessingInk" xmlns:wne="http://schemas.microsoft.com/office/word/2006/wordml" xmlns:wps="http://schemas.microsoft.com/office/word/2010/wordprocessingShape" mc:Ignorable="w14 w15 w16se w16cid w16 w16cex w16sdtdh w16sdtfl w16du wp14">
-  <w:p>
-    <w:pPr>
-      <w:pStyle w:val="Header"/>
-    </w:pPr>
+    <w:r>
+      <w:rPr>
+        <w:lang w:val="en-US"/>
+      </w:rPr>
+      <w:t>2</w:t>
+    </w:r>
+    <w:r>
+      <w:rPr>
+        <w:lang w:val="en-US"/>
+      </w:rPr>
+      <w:t xml:space="preserve">  </w:t>
+    </w:r>
+    <w:r>
+      <w:rPr>
+        <w:lang w:val="en-US"/>
+      </w:rPr>
+      <w:t>05/03/26</w:t>
+    </w:r>
   </w:p>
 </w:hdr>
 </file>
